--- a/documents/sops/SOP-CS-001_WISMO_Call_Handling.docx
+++ b/documents/sops/SOP-CS-001_WISMO_Call_Handling.docx
@@ -1617,7 +1617,7 @@
               <w:bottom w:val="none"/>
               <w:right w:val="none"/>
             </w:tcBorders>
-            <w:shd w:color="DC2626" w:val="solid"/>
+            <w:shd w:color="1B2A4A" w:val="solid"/>
           </w:tcPr>
           <w:p>
             <w:pPr>

--- a/documents/sops/SOP-CS-001_WISMO_Call_Handling.docx
+++ b/documents/sops/SOP-CS-001_WISMO_Call_Handling.docx
@@ -6295,7 +6295,7 @@
                 <w:sz w:val="20"/>
                 <w:szCs w:val="20"/>
               </w:rPr>
-              <w:t xml:space="preserve">TARGET: Project CLARITY Phase 3 includes a unified order tracking experience powered by Qlik Answers, where customers can ask 'where is my order?' in natural language and get a real-time answer pulling from all 5 systems. This is projected to reduce WISMO volume by 40% ($5.9M annual savings). Target launch: 18-24 months.</w:t>
+              <w:t xml:space="preserve">TARGET: Project Qlarity Phase 3 includes a unified order tracking experience powered by Qlik Answers, where customers can ask 'where is my order?' in natural language and get a real-time answer pulling from all 5 systems. This is projected to reduce WISMO volume by 40% ($5.9M annual savings). Target launch: 18-24 months.</w:t>
             </w:r>
           </w:p>
         </w:tc>

--- a/documents/sops/SOP-CS-001_WISMO_Call_Handling.docx
+++ b/documents/sops/SOP-CS-001_WISMO_Call_Handling.docx
@@ -1932,7 +1932,7 @@
                 <w:sz w:val="19"/>
                 <w:szCs w:val="19"/>
               </w:rPr>
-              <w:t xml:space="preserve">Salesforce Commerce Cloud</w:t>
+              <w:t xml:space="preserve">Meridian Storefront</w:t>
             </w:r>
           </w:p>
         </w:tc>
@@ -4161,7 +4161,7 @@
           <w:sz w:val="21"/>
           <w:szCs w:val="21"/>
         </w:rPr>
-        <w:t xml:space="preserve">If no POD: Open carrier investigation. Create case in Salesforce with type 'NON-DELIVERY-INVESTIGATION'. SLA: carrier must respond within 24 hours.</w:t>
+        <w:t xml:space="preserve">If no POD: Open carrier investigation. Create case in Meridian CRM with type 'NON-DELIVERY-INVESTIGATION'. SLA: carrier must respond within 24 hours.</w:t>
       </w:r>
     </w:p>
     <w:p>
